--- a/arquivos/Panificadora_Trigo_Dourado_Custos_MC_Enunciado.docx
+++ b/arquivos/Panificadora_Trigo_Dourado_Custos_MC_Enunciado.docx
@@ -1797,7 +1797,7 @@
         <w:spacing w:after="120"/>
       </w:pPr>
       <w:r>
-        <w:t xml:space="preserve">a) Classifique cada gasto da padaria em custo fixo, custo variável, despesa fixa ou despesa variável. Qual a margem de contribuição unitária e total de cada produto?</w:t>
+        <w:t>a) Classifique cada gasto da padaria em custo fixo, custo variável, despesa fixa ou despesa variável. Qual a margem de contribuição unitária e total de cada produto? Em seguida, elabore a DRE gerencial (custeio variável), por produto e total.</w:t>
       </w:r>
     </w:p>
     <w:p>

--- a/arquivos/Panificadora_Trigo_Dourado_Custos_MC_Enunciado.docx
+++ b/arquivos/Panificadora_Trigo_Dourado_Custos_MC_Enunciado.docx
@@ -1440,7 +1440,7 @@
                 <w:i w:val="false"/>
                 <w:iCs w:val="false"/>
               </w:rPr>
-              <w:t xml:space="preserve">Depreciação dos fornos industriais (equipamento $ 400.000, vida útil 10 anos)</w:t>
+              <w:t>Depreciação dos fornos industriais (equipamento $ 400.000, vida útil 10 anos, taxa de depreciação de 10% a.a.)</w:t>
             </w:r>
           </w:p>
         </w:tc>
@@ -1492,7 +1492,7 @@
                 <w:i w:val="false"/>
                 <w:iCs w:val="false"/>
               </w:rPr>
-              <w:t xml:space="preserve">Depreciação de masseiras e equipamentos (equipamento $ 150.000, vida útil 10 anos)</w:t>
+              <w:t>Depreciação de masseiras e equipamentos (equipamento $ 150.000, vida útil 10 anos, taxa de depreciação de 10% a.a.)</w:t>
             </w:r>
           </w:p>
         </w:tc>
@@ -1700,7 +1700,7 @@
                 <w:i w:val="false"/>
                 <w:iCs w:val="false"/>
               </w:rPr>
-              <w:t xml:space="preserve">Depreciação de móveis/computadores administrativos (equipamento $ 30.000, vida útil 10 anos)</w:t>
+              <w:t>Depreciação de móveis/computadores administrativos (equipamento $ 30.000, vida útil 10 anos, taxa de depreciação de 10% a.a.)</w:t>
             </w:r>
           </w:p>
         </w:tc>

--- a/arquivos/Panificadora_Trigo_Dourado_Custos_MC_Enunciado.docx
+++ b/arquivos/Panificadora_Trigo_Dourado_Custos_MC_Enunciado.docx
@@ -1821,7 +1821,7 @@
         <w:spacing w:after="120"/>
       </w:pPr>
       <w:r>
-        <w:t xml:space="preserve">d) Qual o ponto de equilíbrio da padaria, em número de unidades/ano, considerando o mix atual de produtos? O volume efetivamente produzido e vendido no ano (1.130.000 unidades) está acima ou abaixo desse ponto?</w:t>
+        <w:t>d) Qual o ponto de equilíbrio da padaria, em número de unidades/ano, considerando o mix atual de produtos? Quantas unidades de cada produto ele representa? Considerando o volume efetivamente produzido e vendido no ano (1.130.000 unidades), qual a margem de segurança, em unidades e em percentual?</w:t>
       </w:r>
     </w:p>
     <w:p>

--- a/arquivos/Panificadora_Trigo_Dourado_Custos_MC_Enunciado.docx
+++ b/arquivos/Panificadora_Trigo_Dourado_Custos_MC_Enunciado.docx
@@ -1813,7 +1813,7 @@
         <w:spacing w:after="120"/>
       </w:pPr>
       <w:r>
-        <w:t xml:space="preserve">c) Se a padaria tivesse capacidade ociosa no forno para produzir mais 20.000 unidades de um único produto, sem novos investimentos, qual produto deveria priorizar do ponto de vista da margem de contribuição?</w:t>
+        <w:t>c) Suponha que o forno e a equipe comportem mais 20.000 unidades de qualquer um dos três produtos, sem novos investimentos, e que haja clientes para elas. Se a padaria usar esse acréscimo em um único produto, qual deveria priorizar do ponto de vista da margem de contribuição?</w:t>
       </w:r>
     </w:p>
     <w:p>
